--- a/public/legal/RevenueHunt-Privacy-Policy.docx
+++ b/public/legal/RevenueHunt-Privacy-Policy.docx
@@ -1951,7 +1951,7 @@
         <w:t xml:space="preserve"> </w:t>
       </w:r>
       <w:r>
-        <w:t xml:space="preserve">is published in full, and merchants who require a signed copy can request one at</w:t>
+        <w:t xml:space="preserve">is published in full and binds both parties in electronic form. A countersigned copy is available to merchants on an Enterprise plan at</w:t>
       </w:r>
       <w:r>
         <w:t xml:space="preserve"> </w:t>

--- a/public/legal/RevenueHunt-Privacy-Policy.docx
+++ b/public/legal/RevenueHunt-Privacy-Policy.docx
@@ -16,7 +16,7 @@
         <w:pStyle w:val="FirstParagraph"/>
       </w:pPr>
       <w:r>
-        <w:t xml:space="preserve">Last updated: September 3, 2026.</w:t>
+        <w:t xml:space="preserve">Last updated: September 10, 2026.</w:t>
       </w:r>
     </w:p>
     <w:p>
@@ -1951,7 +1951,7 @@
         <w:t xml:space="preserve"> </w:t>
       </w:r>
       <w:r>
-        <w:t xml:space="preserve">is published in full and binds both parties in electronic form. A countersigned copy is available to merchants on an Enterprise plan at</w:t>
+        <w:t xml:space="preserve">is published in full and binds both parties in electronic form. A countersigned copy is available to merchants on an annual Enterprise plan at</w:t>
       </w:r>
       <w:r>
         <w:t xml:space="preserve"> </w:t>
